--- a/deliveries/2026-09-02_to_05/AutoBridge_Unified_2026-09-02_to_05/daily/2026-09-05/word/GUIDE_20260905_08_ChinaExportVatRefundProcess.docx
+++ b/deliveries/2026-09-02_to_05/AutoBridge_Unified_2026-09-02_to_05/daily/2026-09-05/word/GUIDE_20260905_08_ChinaExportVatRefundProcess.docx
@@ -239,6 +239,47 @@
       </w:r>
       <w:r>
         <w:t>: look up the current rate for the exact 10-digit HS code on the day, because quoting a stale rate distorts the landed-cost model. Time-sensitive filing deadlines likewise come from the current STA notice.</w:t>
+      </w:r>
+    </w:p>
+    <w:p/>
+    <w:p>
+      <w:pPr>
+        <w:pStyle w:val="Heading2"/>
+      </w:pPr>
+      <w:r>
+        <w:t>Why refund claims stall: the consistency traps</w:t>
+      </w:r>
+    </w:p>
+    <w:p>
+      <w:r>
+        <w:t xml:space="preserve">Refund delays in vehicle export are rarely about the rate; they are about three records telling different stories. First, the </w:t>
+      </w:r>
+      <w:r>
+        <w:rPr>
+          <w:b/>
+        </w:rPr>
+        <w:t>name, quantity and HS code on the VAT special invoice must match the customs declaration and the bill of lading</w:t>
+      </w:r>
+      <w:r>
+        <w:t xml:space="preserve"> — a truck described on the invoice by a trade nickname but declared under a different commodity code breaks the comparison tax authorities run against customs data. Second, </w:t>
+      </w:r>
+      <w:r>
+        <w:rPr>
+          <w:b/>
+        </w:rPr>
+        <w:t>funds flow must correspond to goods flow</w:t>
+      </w:r>
+      <w:r>
+        <w:t xml:space="preserve">: the export FX receipt should reconcile with the declared value and the counterparty, which is why payment terms and the FX-settlement record cannot be treated as unrelated paperwork. Third, </w:t>
+      </w:r>
+      <w:r>
+        <w:rPr>
+          <w:b/>
+        </w:rPr>
+        <w:t>timing must be internally consistent</w:t>
+      </w:r>
+      <w:r>
+        <w:t xml:space="preserve"> — invoice issue, declaration, departure and receipt should form a plausible sequence; out-of-order dates trigger manual review even when every paper exists. For an overseas buyer these matter because a Chinese exporter whose refund is blocked on consistency grounds may slow the order or re-open pricing to recover tied-up input tax. Confirming entity type, exact HS classification and that invoice–customs–FX records reconcile is therefore a legitimate pre-payment diligence question.</w:t>
       </w:r>
     </w:p>
     <w:p/>
@@ -834,6 +875,150 @@
           </w:p>
         </w:tc>
       </w:tr>
+      <w:tr>
+        <w:tc>
+          <w:tcPr>
+            <w:tcW w:type="dxa" w:w="1234"/>
+          </w:tcPr>
+          <w:p>
+            <w:r>
+              <w:t>GACC — export declaration as VAT-refund verification basis</w:t>
+            </w:r>
+          </w:p>
+        </w:tc>
+        <w:tc>
+          <w:tcPr>
+            <w:tcW w:type="dxa" w:w="1234"/>
+          </w:tcPr>
+          <w:p>
+            <w:r>
+              <w:t>General Administration of Customs of China (海关总署 GACC)</w:t>
+            </w:r>
+          </w:p>
+        </w:tc>
+        <w:tc>
+          <w:tcPr>
+            <w:tcW w:type="dxa" w:w="1234"/>
+          </w:tcPr>
+          <w:p>
+            <w:r>
+              <w:t>CN</w:t>
+            </w:r>
+          </w:p>
+        </w:tc>
+        <w:tc>
+          <w:tcPr>
+            <w:tcW w:type="dxa" w:w="1234"/>
+          </w:tcPr>
+          <w:p>
+            <w:r>
+              <w:t>T1/T2</w:t>
+            </w:r>
+          </w:p>
+        </w:tc>
+        <w:tc>
+          <w:tcPr>
+            <w:tcW w:type="dxa" w:w="1234"/>
+          </w:tcPr>
+          <w:p>
+            <w:r>
+              <w:t>VERIFIED</w:t>
+            </w:r>
+          </w:p>
+        </w:tc>
+        <w:tc>
+          <w:tcPr>
+            <w:tcW w:type="dxa" w:w="1234"/>
+          </w:tcPr>
+          <w:p>
+            <w:r>
+              <w:t>http://www.customs.gov.cn/</w:t>
+            </w:r>
+          </w:p>
+        </w:tc>
+        <w:tc>
+          <w:tcPr>
+            <w:tcW w:type="dxa" w:w="1234"/>
+          </w:tcPr>
+          <w:p>
+            <w:r>
+              <w:t>Customs export declaration data is matched by tax authorities to verify export VAT refund/refund-exemption eligibility</w:t>
+            </w:r>
+          </w:p>
+        </w:tc>
+      </w:tr>
+      <w:tr>
+        <w:tc>
+          <w:tcPr>
+            <w:tcW w:type="dxa" w:w="1234"/>
+          </w:tcPr>
+          <w:p>
+            <w:r>
+              <w:t>STA — export VAT refund policy index (deep page)</w:t>
+            </w:r>
+          </w:p>
+        </w:tc>
+        <w:tc>
+          <w:tcPr>
+            <w:tcW w:type="dxa" w:w="1234"/>
+          </w:tcPr>
+          <w:p>
+            <w:r>
+              <w:t>State Taxation Administration (国家税务总局 STA)</w:t>
+            </w:r>
+          </w:p>
+        </w:tc>
+        <w:tc>
+          <w:tcPr>
+            <w:tcW w:type="dxa" w:w="1234"/>
+          </w:tcPr>
+          <w:p>
+            <w:r>
+              <w:t>CN</w:t>
+            </w:r>
+          </w:p>
+        </w:tc>
+        <w:tc>
+          <w:tcPr>
+            <w:tcW w:type="dxa" w:w="1234"/>
+          </w:tcPr>
+          <w:p>
+            <w:r>
+              <w:t>T1/T2</w:t>
+            </w:r>
+          </w:p>
+        </w:tc>
+        <w:tc>
+          <w:tcPr>
+            <w:tcW w:type="dxa" w:w="1234"/>
+          </w:tcPr>
+          <w:p>
+            <w:r>
+              <w:t>VERIFIED</w:t>
+            </w:r>
+          </w:p>
+        </w:tc>
+        <w:tc>
+          <w:tcPr>
+            <w:tcW w:type="dxa" w:w="1234"/>
+          </w:tcPr>
+          <w:p>
+            <w:r>
+              <w:t>https://www.chinatax.gov.cn/chinatax/n810341/n810755/</w:t>
+            </w:r>
+          </w:p>
+        </w:tc>
+        <w:tc>
+          <w:tcPr>
+            <w:tcW w:type="dxa" w:w="1234"/>
+          </w:tcPr>
+          <w:p>
+            <w:r>
+              <w:t>Tax-authority policy column carrying current export VAT refund/exemption announcements (no rebate rate asserted here)</w:t>
+            </w:r>
+          </w:p>
+        </w:tc>
+      </w:tr>
     </w:tbl>
     <w:p>
       <w:pPr>
@@ -972,6 +1157,20 @@
         <w:rPr>
           <w:b/>
         </w:rPr>
+        <w:t>SOURCE_FILE_PAGE</w:t>
+      </w:r>
+      <w:r>
+        <w:t>: not applicable — no candidate media file identified (no licence to assert)</w:t>
+      </w:r>
+    </w:p>
+    <w:p>
+      <w:pPr>
+        <w:pStyle w:val="ListBullet"/>
+      </w:pPr>
+      <w:r>
+        <w:rPr>
+          <w:b/>
+        </w:rPr>
         <w:t>RIGHTS_HOLDER</w:t>
       </w:r>
       <w:r>
@@ -1003,7 +1202,7 @@
         <w:t>CHECKED_DATE</w:t>
       </w:r>
       <w:r>
-        <w:t>: 2026-09-05</w:t>
+        <w:t>: 2026-09-06</w:t>
       </w:r>
     </w:p>
     <w:p>
@@ -1028,10 +1227,38 @@
         <w:rPr>
           <w:b/>
         </w:rPr>
+        <w:t>IMAGE_SCOPE_NOTE</w:t>
+      </w:r>
+      <w:r>
+        <w:t>: image must match the exact model family/topic only; must not imply a specific trim, model year, real VIN, in-person inspection or an actual transaction</w:t>
+      </w:r>
+    </w:p>
+    <w:p>
+      <w:pPr>
+        <w:pStyle w:val="ListBullet"/>
+      </w:pPr>
+      <w:r>
+        <w:rPr>
+          <w:b/>
+        </w:rPr>
         <w:t>IMAGE_RIGHTS_STATUS</w:t>
       </w:r>
       <w:r>
         <w:t>: FAIL</w:t>
+      </w:r>
+    </w:p>
+    <w:p>
+      <w:pPr>
+        <w:pStyle w:val="ListBullet"/>
+      </w:pPr>
+      <w:r>
+        <w:rPr>
+          <w:b/>
+        </w:rPr>
+        <w:t>BLOCK_REASON</w:t>
+      </w:r>
+      <w:r>
+        <w:t>: No reusable image could be secured: Wikimedia Commons/Flickr are unreachable from the research environment, stock libraries require authenticated API/licence access, and an OEM webpage image is NOT a commercial reuse grant. No AutoBridge-owned photo exists. Record kept FAIL rather than asserted.</w:t>
       </w:r>
     </w:p>
     <w:p>
